--- a/document_templates/russian_library/Исковые_заявления/Процессуальные_документы/шаблон_Встречное_исковое_заявление.docx
+++ b/document_templates/russian_library/Исковые_заявления/Процессуальные_документы/шаблон_Встречное_исковое_заявление.docx
@@ -56,7 +56,7 @@
           <w:sz w:val="24"/>
           <w:szCs w:val="24"/>
         </w:rPr>
-        <w:t xml:space="preserve">{{ w_t_w_r_w_r_w_rpr_w_rfonts_w_ascii_times_new_roman_w_hansi_times_new_roman_w_cs_times_new_roman_w_sz_w_val_24_w_szcs_w_val_24_w_lang_w_val_en_us_w_rpr_w_t_court_w_t_w_r_w_r_w_rsidrpr_00e12884_w_rpr_w_rfonts_w_ascii_times_new_roman_w_hansi_times_new_roman_w_cs_times_new_roman_w_sz_w_val_24_w_szcs_w_val_24_w_rpr_w_t_xml_space_preserve_w_t_w_r_w_r_w_rpr_w_rfonts_w_ascii_times_new_roman_w_hansi_times_new_roman_w_cs_times_new_roman_w_sz_w_val_24_w_szcs_w_val_24_w_lang_w_val_en_us_w_rpr_w_t_address_w_t_w_r_w_r_w_rsidrpr_00e12884_w_rpr_w_rfonts_w_ascii_times_new_roman_w_hansi_times_new_roman_w_cs_times_new_roman_w_sz_w_val_24_w_szcs_w_val_24_w_rpr_w_t_xml_space_preserve }}</w:t>
+        <w:t xml:space="preserve">{{ court_address }}</w:t>
       </w:r>
     </w:p>
     <w:p>
@@ -91,7 +91,7 @@
           <w:sz w:val="24"/>
           <w:szCs w:val="24"/>
         </w:rPr>
-        <w:t xml:space="preserve">{{ w_t_w_r_w_r_w_rsidr_00e12884_w_rpr_w_rfonts_w_ascii_times_new_roman_w_hansi_times_new_roman_w_cs_times_new_roman_w_sz_w_val_24_w_szcs_w_val_24_w_lang_w_val_en_us_w_rpr_w_t_plaintiff_w_t_w_r_w_r_w_rsidr_00e12884_w_rsidrpr_00e12884_w_rpr_w_rfonts_w_ascii_times_new_roman_w_hansi_times_new_roman_w_cs_times_new_roman_w_sz_w_val_24_w_szcs_w_val_24_w_rpr_w_t_xml_space_preserve }} {{ w_t_w_r_w_r_w_rsidr_00e12884_w_rpr_w_rfonts_w_ascii_times_new_roman_w_hansi_times_new_roman_w_cs_times_new_roman_w_sz_w_val_24_w_szcs_w_val_24_w_lang_w_val_en_us_w_rpr_w_t_plaintiff_w_t_w_r_w_r_w_rsidr_00e12884_w_rsidrpr_00e12884_w_rpr_w_rfonts_w_ascii_times_new_roman_w_hansi_times_new_roman_w_cs_times_new_roman_w_sz_w_val_24_w_szcs_w_val_24_w_rpr_w_t_xml_space_preserve_w_t_w_r_w_r_w_rsidr_00e12884_w_rpr_w_rfonts_w_ascii_times_new_roman_w_hansi_times_new_roman_w_cs_times_new_roman_w_sz_w_val_24_w_szcs_w_val_24_w_lang_w_val_en_us_w_rpr_w_t_id_w_t_w_r_w_r_w_rsidr_00e12884_w_rsidrpr_00e12884_w_rpr_w_rfonts_w_ascii_times_new_roman_w_hansi_times_new_roman_w_cs_times_new_roman_w_sz_w_val_24_w_szcs_w_val_24_w_rpr_w_t_xml_space_preserve }}</w:t>
+        <w:t xml:space="preserve">{{ plaintiff }} {{ plaintiff_id }}</w:t>
       </w:r>
     </w:p>
     <w:p>
@@ -118,7 +118,7 @@
           <w:sz w:val="24"/>
           <w:szCs w:val="24"/>
         </w:rPr>
-        <w:t xml:space="preserve">{{ w_t_w_r_w_r_w_rsidr_00e12884_w_rpr_w_rfonts_w_ascii_times_new_roman_w_hansi_times_new_roman_w_cs_times_new_roman_w_sz_w_val_24_w_szcs_w_val_24_w_lang_w_val_en_us_w_rpr_w_t_plaintiff_w_t_w_r_w_r_w_rsidr_00e12884_w_rsidrpr_00e12884_w_rpr_w_rfonts_w_ascii_times_new_roman_w_hansi_times_new_roman_w_cs_times_new_roman_w_sz_w_val_24_w_szcs_w_val_24_w_rpr_w_t_xml_space_preserve_w_t_w_r_w_r_w_rsidr_00e12884_w_rpr_w_rfonts_w_ascii_times_new_roman_w_hansi_times_new_roman_w_cs_times_new_roman_w_sz_w_val_24_w_szcs_w_val_24_w_lang_w_val_en_us_w_rpr_w_t_representative_w_t_w_r_w_r_w_rsidr_00e12884_w_rsidrpr_00e12884_w_rpr_w_rfonts_w_ascii_times_new_roman_w_hansi_times_new_roman_w_cs_times_new_roman_w_sz_w_val_24_w_szcs_w_val_24_w_rpr_w_t_xml_space_preserve }}</w:t>
+        <w:t xml:space="preserve">{{ plaintiff_representative }}</w:t>
       </w:r>
     </w:p>
     <w:p>
@@ -145,7 +145,7 @@
           <w:sz w:val="24"/>
           <w:szCs w:val="24"/>
         </w:rPr>
-        <w:t xml:space="preserve">{{ w_t_w_r_w_r_w_rsidr_00e12884_w_rpr_w_rfonts_w_ascii_times_new_roman_w_hansi_times_new_roman_w_cs_times_new_roman_w_sz_w_val_24_w_szcs_w_val_24_w_lang_w_val_en_us_w_rpr_w_t_defendant_w_t_w_r_w_r_w_rsidr_00e12884_w_rsidrpr_00e12884_w_rpr_w_rfonts_w_ascii_times_new_roman_w_hansi_times_new_roman_w_cs_times_new_roman_w_sz_w_val_24_w_szcs_w_val_24_w_rpr_w_t_xml_space_preserve }}</w:t>
+        <w:t xml:space="preserve">{{ defendant }}</w:t>
       </w:r>
     </w:p>
     <w:p>
@@ -200,7 +200,7 @@
           <w:szCs w:val="24"/>
           <w:lang w:val="en-US"/>
         </w:rPr>
-        <w:t xml:space="preserve">{{ w_t_w_r_w_r_w_rsidr_00e12884_w_rpr_w_rfonts_w_ascii_times_new_roman_w_hansi_times_new_roman_w_cs_times_new_roman_w_sz_w_val_24_w_szcs_w_val_24_w_lang_w_val_en_us_w_rpr_w_t_defendant_w_t_w_r_w_r_w_rsidr_00e12884_w_rsidrpr_00e12884_w_rpr_w_rfonts_w_ascii_times_new_roman_w_hansi_times_new_roman_w_cs_times_new_roman_w_sz_w_val_24_w_szcs_w_val_24_w_lang_w_val_en_us_w_rpr_w_t_xml_space_preserve_w_t_w_r_w_r_w_rsidr_00e12884_w_rpr_w_rfonts_w_ascii_times_new_roman_w_hansi_times_new_roman_w_cs_times_new_roman_w_sz_w_val_24_w_szcs_w_val_24_w_lang_w_val_en_us_w_rpr_w_t_registration_address }}</w:t>
+        <w:t xml:space="preserve">{{ defendant }}</w:t>
       </w:r>
     </w:p>
     <w:p>
@@ -268,7 +268,7 @@
           <w:sz w:val="24"/>
           <w:szCs w:val="24"/>
         </w:rPr>
-        <w:t xml:space="preserve">{{ w_t_w_r_w_r_w_rsidr_00e12884_w_rpr_w_rfonts_w_ascii_times_new_roman_w_hansi_times_new_roman_w_cs_times_new_roman_w_sz_w_val_24_w_szcs_w_val_24_w_lang_w_val_en_us_w_rpr_w_t_court_w_t_w_r_w_r_w_rsidr_00e12884_w_rsidrpr_00e12884_w_rpr_w_rfonts_w_ascii_times_new_roman_w_hansi_times_new_roman_w_cs_times_new_roman_w_sz_w_val_24_w_szcs_w_val_24_w_rpr_w_t_xml_space_preserve_w_t_w_r_w_r_w_rsidr_00e12884_w_rpr_w_rfonts_w_ascii_times_new_roman_w_hansi_times_new_roman_w_cs_times_new_roman_w_sz_w_val_24_w_szcs_w_val_24_w_lang_w_val_en_us_w_rpr_w_t_name_w_t_w_r_w_r_w_rsidr_00e12884_w_rsidrpr_00e12884_w_rpr_w_rfonts_w_ascii_times_new_roman_w_hansi_times_new_roman_w_cs_times_new_roman_w_sz_w_val_24_w_szcs_w_val_24_w_rpr_w_t_xml_space_preserve_w_t_w_r_w_r_w_rsidr_00e12884_w_rpr_w_rfonts_w_ascii_times_new_roman_w_hansi_times_new_roman_w_cs_times_new_roman_w_sz_w_val_24_w_szcs_w_val_24_w_lang_w_val_en_us_w_rpr_w_t_text_w_t_w_r_w_r_w_rsidr_00e12884_w_rsidrpr_00e12884_w_rpr_w_rfonts_w_ascii_times_new_roman_w_hansi_times_new_roman_w_cs_times_new_roman_w_sz_w_val_24_w_szcs_w_val_24_w_rpr_w_t_xml_space_preserve }}</w:t>
+        <w:t xml:space="preserve">{{ court_name_text }}</w:t>
       </w:r>
       <w:r>
         <w:rPr>
@@ -348,7 +348,7 @@
           <w:sz w:val="24"/>
           <w:szCs w:val="24"/>
         </w:rPr>
-        <w:t xml:space="preserve">{{ w_t_w_r_w_r_w_rsidr_00e12884_w_rpr_w_rfonts_w_ascii_times_new_roman_w_hansi_times_new_roman_w_cs_times_new_roman_w_sz_w_val_24_w_szcs_w_val_24_w_lang_w_val_en_us_w_rpr_w_t_plaintiff_w_t_w_r_w_r_w_rsidr_00e12884_w_rsidrpr_00e12884_w_rpr_w_rfonts_w_ascii_times_new_roman_w_hansi_times_new_roman_w_cs_times_new_roman_w_sz_w_val_24_w_szcs_w_val_24_w_rpr_w_t_xml_space_preserve_w_t_w_r_w_r_w_rsidr_00e12884_w_rpr_w_rfonts_w_ascii_times_new_roman_w_hansi_times_new_roman_w_cs_times_new_roman_w_sz_w_val_24_w_szcs_w_val_24_w_lang_w_val_en_us_w_rpr_w_t_name_w_t_w_r_w_r_w_rsidr_00e12884_w_rsidrpr_00e12884_w_rpr_w_rfonts_w_ascii_times_new_roman_w_hansi_times_new_roman_w_cs_times_new_roman_w_sz_w_val_24_w_szcs_w_val_24_w_rpr_w_t_xml_space_preserve }}</w:t>
+        <w:t xml:space="preserve">{{ plaintiff_name }}</w:t>
       </w:r>
       <w:r>
         <w:rPr>
@@ -380,7 +380,7 @@
           <w:sz w:val="24"/>
           <w:szCs w:val="24"/>
         </w:rPr>
-        <w:t xml:space="preserve">{{ w_t_w_r_w_r_w_rsidr_00e12884_w_rpr_w_rfonts_w_ascii_times_new_roman_w_hansi_times_new_roman_w_cs_times_new_roman_w_sz_w_val_24_w_szcs_w_val_24_w_lang_w_val_en_us_w_rpr_w_t_defendant_w_t_w_r_w_r_w_rsidr_00e12884_w_rsidrpr_00e12884_w_rpr_w_rfonts_w_ascii_times_new_roman_w_hansi_times_new_roman_w_cs_times_new_roman_w_sz_w_val_24_w_szcs_w_val_24_w_rpr_w_t_xml_space_preserve_w_t_w_r_w_r_w_rsidr_00e12884_w_rpr_w_rfonts_w_ascii_times_new_roman_w_hansi_times_new_roman_w_cs_times_new_roman_w_sz_w_val_24_w_szcs_w_val_24_w_lang_w_val_en_us_w_rpr_w_t_name_w_t_w_r_w_r_w_rsidr_00e12884_w_rsidrpr_00e12884_w_rpr_w_rfonts_w_ascii_times_new_roman_w_hansi_times_new_roman_w_cs_times_new_roman_w_sz_w_val_24_w_szcs_w_val_24_w_rpr_w_t_xml_space_preserve }} </w:t>
+        <w:t xml:space="preserve">{{ defendant_name }} </w:t>
       </w:r>
       <w:r>
         <w:rPr>
@@ -396,7 +396,7 @@
           <w:sz w:val="24"/>
           <w:szCs w:val="24"/>
         </w:rPr>
-        <w:t xml:space="preserve"> {{ w_t_w_r_w_r_w_rsidr_00e12884_w_rpr_w_rfonts_w_ascii_times_new_roman_w_hansi_times_new_roman_w_cs_times_new_roman_w_sz_w_val_24_w_szcs_w_val_24_w_lang_w_val_en_us_w_rpr_w_t_claim_w_t_w_r_w_r_w_rsidr_00e12884_w_rsidrpr_00e12884_w_rpr_w_rfonts_w_ascii_times_new_roman_w_hansi_times_new_roman_w_cs_times_new_roman_w_sz_w_val_24_w_szcs_w_val_24_w_rpr_w_t_xml_space_preserve_w_t_w_r_w_r_w_rsidr_00e12884_w_rpr_w_rfonts_w_ascii_times_new_roman_w_hansi_times_new_roman_w_cs_times_new_roman_w_sz_w_val_24_w_szcs_w_val_24_w_lang_w_val_en_us_w_rpr_w_t_subject_w_t_w_r_w_r_w_rsidr_00e12884_w_rsidrpr_00e12884_w_rpr_w_rfonts_w_ascii_times_new_roman_w_hansi_times_new_roman_w_cs_times_new_roman_w_sz_w_val_24_w_szcs_w_val_24_w_rpr_w_t_xml_space_preserve }} </w:t>
+        <w:t xml:space="preserve"> {{ claim_subject }} </w:t>
       </w:r>
       <w:r>
         <w:rPr>
@@ -449,7 +449,7 @@
           <w:sz w:val="24"/>
           <w:szCs w:val="24"/>
         </w:rPr>
-        <w:t xml:space="preserve">{{ w_t_w_r_w_r_w_rpr_w_rfonts_w_ascii_times_new_roman_w_hansi_times_new_roman_w_cs_times_new_roman_w_sz_w_val_24_w_szcs_w_val_24_w_lang_w_val_en_us_w_rpr_w_t_defendant_w_t_w_r_w_r_w_rsidrpr_00e12884_w_rpr_w_rfonts_w_ascii_times_new_roman_w_hansi_times_new_roman_w_cs_times_new_roman_w_sz_w_val_24_w_szcs_w_val_24_w_rpr_w_t_xml_space_preserve_w_t_w_r_w_r_w_rpr_w_rfonts_w_ascii_times_new_roman_w_hansi_times_new_roman_w_cs_times_new_roman_w_sz_w_val_24_w_szcs_w_val_24_w_lang_w_val_en_us_w_rpr_w_t_belief_w_t_w_r_w_r_w_rsidrpr_00e12884_w_rpr_w_rfonts_w_ascii_times_new_roman_w_hansi_times_new_roman_w_cs_times_new_roman_w_sz_w_val_24_w_szcs_w_val_24_w_rpr_w_t_xml_space_preserve }}</w:t>
+        <w:t xml:space="preserve">{{ defendant_belief }}</w:t>
       </w:r>
     </w:p>
     <w:p>
@@ -484,7 +484,7 @@
           <w:sz w:val="24"/>
           <w:szCs w:val="24"/>
         </w:rPr>
-        <w:t xml:space="preserve">{{ w_t_w_r_w_r_w_rsidr_00e12884_w_rpr_w_rfonts_w_ascii_times_new_roman_w_hansi_times_new_roman_w_cs_times_new_roman_w_sz_w_val_24_w_szcs_w_val_24_w_lang_w_val_en_us_w_rpr_w_t_first_w_t_w_r_w_r_w_rsidr_00e12884_w_rsidrpr_00e12884_w_rpr_w_rfonts_w_ascii_times_new_roman_w_hansi_times_new_roman_w_cs_times_new_roman_w_sz_w_val_24_w_szcs_w_val_24_w_rpr_w_t_xml_space_preserve_w_t_w_r_w_r_w_rsidr_00e12884_w_rpr_w_rfonts_w_ascii_times_new_roman_w_hansi_times_new_roman_w_cs_times_new_roman_w_sz_w_val_24_w_szcs_w_val_24_w_lang_w_val_en_us_w_rpr_w_t_argument_w_t_w_r_w_r_w_rsidr_00e12884_w_rsidrpr_00e12884_w_rpr_w_rfonts_w_ascii_times_new_roman_w_hansi_times_new_roman_w_cs_times_new_roman_w_sz_w_val_24_w_szcs_w_val_24_w_rpr_w_t_xml_space_preserve_w_t_w_r_w_r_w_rsidr_00e12884_w_rpr_w_rfonts_w_ascii_times_new_roman_w_hansi_times_new_roman_w_cs_times_new_roman_w_sz_w_val_24_w_szcs_w_val_24_w_lang_w_val_en_us_w_rpr_w_t_explanation_w_t_w_r_w_r_w_rsidr_00e12884_w_rsidrpr_00e12884_w_rpr_w_rfonts_w_ascii_times_new_roman_w_hansi_times_new_roman_w_cs_times_new_roman_w_sz_w_val_24_w_szcs_w_val_24_w_rpr_w_t_xml_space_preserve }}</w:t>
+        <w:t xml:space="preserve">{{ first_argument_explanation }}</w:t>
       </w:r>
     </w:p>
     <w:p>
@@ -519,7 +519,7 @@
           <w:sz w:val="24"/>
           <w:szCs w:val="24"/>
         </w:rPr>
-        <w:t xml:space="preserve">{{ w_t_w_r_w_r_w_rsidr_00e12884_w_rpr_w_rfonts_w_ascii_times_new_roman_w_hansi_times_new_roman_w_cs_times_new_roman_w_sz_w_val_24_w_szcs_w_val_24_w_lang_w_val_en_us_w_rpr_w_t_second_w_t_w_r_w_r_w_rsidr_00e12884_w_rsidrpr_00e12884_w_rpr_w_rfonts_w_ascii_times_new_roman_w_hansi_times_new_roman_w_cs_times_new_roman_w_sz_w_val_24_w_szcs_w_val_24_w_rpr_w_t_xml_space_preserve_w_t_w_r_w_r_w_rsidr_00e12884_w_rpr_w_rfonts_w_ascii_times_new_roman_w_hansi_times_new_roman_w_cs_times_new_roman_w_sz_w_val_24_w_szcs_w_val_24_w_lang_w_val_en_us_w_rpr_w_t_argument_w_t_w_r_w_r_w_rsidr_00e12884_w_rsidrpr_00e12884_w_rpr_w_rfonts_w_ascii_times_new_roman_w_hansi_times_new_roman_w_cs_times_new_roman_w_sz_w_val_24_w_szcs_w_val_24_w_rpr_w_t_xml_space_preserve_w_t_w_r_w_r_w_rsidr_00e12884_w_rpr_w_rfonts_w_ascii_times_new_roman_w_hansi_times_new_roman_w_cs_times_new_roman_w_sz_w_val_24_w_szcs_w_val_24_w_lang_w_val_en_us_w_rpr_w_t_explanation_w_t_w_r_w_r_w_rsidr_00e12884_w_rsidrpr_00e12884_w_rpr_w_rfonts_w_ascii_times_new_roman_w_hansi_times_new_roman_w_cs_times_new_roman_w_sz_w_val_24_w_szcs_w_val_24_w_rpr_w_t_xml_space_preserve }}</w:t>
+        <w:t xml:space="preserve">{{ second_argument_explanation }}</w:t>
       </w:r>
     </w:p>
     <w:p>
